--- a/docs/07_React중급_실습_단계별_forStudent.docx
+++ b/docs/07_React중급_실습_단계별_forStudent.docx
@@ -2638,6 +2638,31 @@
     </w:p>
     <w:p>
       <w:pPr>
+        <w:pBdr>
+          <w:left w:val="single" w:sz="20" w:space="8" w:color="E8A33D"/>
+        </w:pBdr>
+        <w:shd w:val="clear" w:color="auto" w:fill="FFF4E5"/>
+        <w:spacing w:before="160" w:after="160" w:line="290" w:lineRule="auto"/>
+        <w:ind w:left="150" w:right="150"/>
+      </w:pPr>
+      <w:r>
+        <w:rPr>
+          <w:b/>
+          <w:color w:val="9C5700"/>
+          <w:sz w:val="19"/>
+        </w:rPr>
+        <w:t xml:space="preserve">■ 알아두기   </w:t>
+      </w:r>
+      <w:r>
+        <w:rPr>
+          <w:color w:val="333333"/>
+          <w:sz w:val="19"/>
+        </w:rPr>
+        <w:t>5부를 실습 5-12 까지 마쳤다면 폼이 두 벌 있습니다. 입력칸을 펼쳐 쓴 StudentForm.jsx 와, 그것을 Field 하나로 묶은 StudentFormField.jsx 입니다. 6부는 묶은 쪽으로 이어 갑니다. 복사한 폴더에서 StudentFormField.jsx 의 내용을 StudentForm.jsx 에 옮겨 넣고, StudentFormField.jsx 는 지우세요. 그러면 이 문서의 코드와 같아집니다.</w:t>
+      </w:r>
+    </w:p>
+    <w:p>
+      <w:pPr>
         <w:pStyle w:val="3"/>
         <w:spacing w:before="200" w:after="100"/>
       </w:pPr>
@@ -10414,25 +10439,108 @@
       <w:r>
         <w:rPr>
           <w:rFonts w:ascii="Consolas" w:eastAsia="Consolas" w:hAnsi="Consolas" w:cs="Consolas"/>
-          <w:color w:val="0E7A34"/>
-          <w:sz w:val="17"/>
-        </w:rPr>
-        <w:t xml:space="preserve">    function handleChange(name, value) {</w:t>
-      </w:r>
-    </w:p>
-    <w:p>
-      <w:pPr>
-        <w:pBdr>
-          <w:left w:val="single" w:sz="12" w:space="6" w:color="B7C3D4"/>
-        </w:pBdr>
-        <w:shd w:val="clear" w:color="auto" w:fill="F2F4F7"/>
-        <w:spacing w:line="250" w:lineRule="auto"/>
-        <w:ind w:left="180" w:right="180"/>
-      </w:pPr>
-      <w:r>
-        <w:rPr>
-          <w:rFonts w:ascii="Consolas" w:eastAsia="Consolas" w:hAnsi="Consolas" w:cs="Consolas"/>
-          <w:color w:val="0E7A34"/>
+          <w:sz w:val="17"/>
+        </w:rPr>
+        <w:t xml:space="preserve">    function handleChange(event) {</w:t>
+      </w:r>
+    </w:p>
+    <w:p>
+      <w:pPr>
+        <w:pBdr>
+          <w:left w:val="single" w:sz="12" w:space="6" w:color="B7C3D4"/>
+        </w:pBdr>
+        <w:shd w:val="clear" w:color="auto" w:fill="F2F4F7"/>
+        <w:spacing w:line="250" w:lineRule="auto"/>
+        <w:ind w:left="180" w:right="180"/>
+      </w:pPr>
+      <w:r>
+        <w:rPr>
+          <w:rFonts w:ascii="Consolas" w:eastAsia="Consolas" w:hAnsi="Consolas" w:cs="Consolas"/>
+          <w:sz w:val="17"/>
+        </w:rPr>
+        <w:t xml:space="preserve">        // 입력칸 여섯 개가 모두 이 함수 하나를 부른다.</w:t>
+      </w:r>
+    </w:p>
+    <w:p>
+      <w:pPr>
+        <w:pBdr>
+          <w:left w:val="single" w:sz="12" w:space="6" w:color="B7C3D4"/>
+        </w:pBdr>
+        <w:shd w:val="clear" w:color="auto" w:fill="F2F4F7"/>
+        <w:spacing w:line="250" w:lineRule="auto"/>
+        <w:ind w:left="180" w:right="180"/>
+      </w:pPr>
+      <w:r>
+        <w:rPr>
+          <w:rFonts w:ascii="Consolas" w:eastAsia="Consolas" w:hAnsi="Consolas" w:cs="Consolas"/>
+          <w:sz w:val="17"/>
+        </w:rPr>
+        <w:t xml:space="preserve">        // 어느 칸인지는 input 에 적어 둔 name 이 알려 준다.</w:t>
+      </w:r>
+    </w:p>
+    <w:p>
+      <w:pPr>
+        <w:pBdr>
+          <w:left w:val="single" w:sz="12" w:space="6" w:color="B7C3D4"/>
+        </w:pBdr>
+        <w:shd w:val="clear" w:color="auto" w:fill="F2F4F7"/>
+        <w:spacing w:line="250" w:lineRule="auto"/>
+        <w:ind w:left="180" w:right="180"/>
+      </w:pPr>
+      <w:r>
+        <w:rPr>
+          <w:rFonts w:ascii="Consolas" w:eastAsia="Consolas" w:hAnsi="Consolas" w:cs="Consolas"/>
+          <w:sz w:val="17"/>
+        </w:rPr>
+        <w:t xml:space="preserve">        const name = event.target.name;</w:t>
+      </w:r>
+    </w:p>
+    <w:p>
+      <w:pPr>
+        <w:pBdr>
+          <w:left w:val="single" w:sz="12" w:space="6" w:color="B7C3D4"/>
+        </w:pBdr>
+        <w:shd w:val="clear" w:color="auto" w:fill="F2F4F7"/>
+        <w:spacing w:line="250" w:lineRule="auto"/>
+        <w:ind w:left="180" w:right="180"/>
+      </w:pPr>
+      <w:r>
+        <w:rPr>
+          <w:rFonts w:ascii="Consolas" w:eastAsia="Consolas" w:hAnsi="Consolas" w:cs="Consolas"/>
+          <w:sz w:val="17"/>
+        </w:rPr>
+        <w:t xml:space="preserve">        const value = event.target.value;</w:t>
+      </w:r>
+    </w:p>
+    <w:p>
+      <w:pPr>
+        <w:pBdr>
+          <w:left w:val="single" w:sz="12" w:space="6" w:color="B7C3D4"/>
+        </w:pBdr>
+        <w:shd w:val="clear" w:color="auto" w:fill="F2F4F7"/>
+        <w:spacing w:line="250" w:lineRule="auto"/>
+        <w:ind w:left="180" w:right="180"/>
+      </w:pPr>
+      <w:r>
+        <w:rPr>
+          <w:rFonts w:ascii="Consolas" w:eastAsia="Consolas" w:hAnsi="Consolas" w:cs="Consolas"/>
+          <w:sz w:val="17"/>
+        </w:rPr>
+        <w:t xml:space="preserve"> </w:t>
+      </w:r>
+    </w:p>
+    <w:p>
+      <w:pPr>
+        <w:pBdr>
+          <w:left w:val="single" w:sz="12" w:space="6" w:color="B7C3D4"/>
+        </w:pBdr>
+        <w:shd w:val="clear" w:color="auto" w:fill="F2F4F7"/>
+        <w:spacing w:line="250" w:lineRule="auto"/>
+        <w:ind w:left="180" w:right="180"/>
+      </w:pPr>
+      <w:r>
+        <w:rPr>
+          <w:rFonts w:ascii="Consolas" w:eastAsia="Consolas" w:hAnsi="Consolas" w:cs="Consolas"/>
           <w:sz w:val="17"/>
         </w:rPr>
         <w:t xml:space="preserve">        const next = { ...form };</w:t>
@@ -10450,7 +10558,6 @@
       <w:r>
         <w:rPr>
           <w:rFonts w:ascii="Consolas" w:eastAsia="Consolas" w:hAnsi="Consolas" w:cs="Consolas"/>
-          <w:color w:val="0E7A34"/>
           <w:sz w:val="17"/>
         </w:rPr>
         <w:t xml:space="preserve">        next[name] = value;</w:t>
@@ -10468,7 +10575,6 @@
       <w:r>
         <w:rPr>
           <w:rFonts w:ascii="Consolas" w:eastAsia="Consolas" w:hAnsi="Consolas" w:cs="Consolas"/>
-          <w:color w:val="0E7A34"/>
           <w:sz w:val="17"/>
         </w:rPr>
         <w:t xml:space="preserve">        setForm(next);</w:t>
@@ -10486,7 +10592,6 @@
       <w:r>
         <w:rPr>
           <w:rFonts w:ascii="Consolas" w:eastAsia="Consolas" w:hAnsi="Consolas" w:cs="Consolas"/>
-          <w:color w:val="0E7A34"/>
           <w:sz w:val="17"/>
         </w:rPr>
         <w:t xml:space="preserve">    }</w:t>
@@ -12170,7 +12275,7 @@
           <w:color w:val="0E7A34"/>
           <w:sz w:val="17"/>
         </w:rPr>
-        <w:t xml:space="preserve">return students.map((student) =&gt; (</w:t>
+        <w:t xml:space="preserve">        rows = students.map((student) =&gt; (</w:t>
       </w:r>
     </w:p>
     <w:p>
@@ -21583,25 +21688,108 @@
       <w:r>
         <w:rPr>
           <w:rFonts w:ascii="Consolas" w:eastAsia="Consolas" w:hAnsi="Consolas" w:cs="Consolas"/>
-          <w:color w:val="0E7A34"/>
-          <w:sz w:val="17"/>
-        </w:rPr>
-        <w:t xml:space="preserve">    function handleChange(name, value) {</w:t>
-      </w:r>
-    </w:p>
-    <w:p>
-      <w:pPr>
-        <w:pBdr>
-          <w:left w:val="single" w:sz="12" w:space="6" w:color="B7C3D4"/>
-        </w:pBdr>
-        <w:shd w:val="clear" w:color="auto" w:fill="F2F4F7"/>
-        <w:spacing w:line="250" w:lineRule="auto"/>
-        <w:ind w:left="180" w:right="180"/>
-      </w:pPr>
-      <w:r>
-        <w:rPr>
-          <w:rFonts w:ascii="Consolas" w:eastAsia="Consolas" w:hAnsi="Consolas" w:cs="Consolas"/>
-          <w:color w:val="0E7A34"/>
+          <w:sz w:val="17"/>
+        </w:rPr>
+        <w:t xml:space="preserve">    function handleChange(event) {</w:t>
+      </w:r>
+    </w:p>
+    <w:p>
+      <w:pPr>
+        <w:pBdr>
+          <w:left w:val="single" w:sz="12" w:space="6" w:color="B7C3D4"/>
+        </w:pBdr>
+        <w:shd w:val="clear" w:color="auto" w:fill="F2F4F7"/>
+        <w:spacing w:line="250" w:lineRule="auto"/>
+        <w:ind w:left="180" w:right="180"/>
+      </w:pPr>
+      <w:r>
+        <w:rPr>
+          <w:rFonts w:ascii="Consolas" w:eastAsia="Consolas" w:hAnsi="Consolas" w:cs="Consolas"/>
+          <w:sz w:val="17"/>
+        </w:rPr>
+        <w:t xml:space="preserve">        // 입력칸 여섯 개가 모두 이 함수 하나를 부른다.</w:t>
+      </w:r>
+    </w:p>
+    <w:p>
+      <w:pPr>
+        <w:pBdr>
+          <w:left w:val="single" w:sz="12" w:space="6" w:color="B7C3D4"/>
+        </w:pBdr>
+        <w:shd w:val="clear" w:color="auto" w:fill="F2F4F7"/>
+        <w:spacing w:line="250" w:lineRule="auto"/>
+        <w:ind w:left="180" w:right="180"/>
+      </w:pPr>
+      <w:r>
+        <w:rPr>
+          <w:rFonts w:ascii="Consolas" w:eastAsia="Consolas" w:hAnsi="Consolas" w:cs="Consolas"/>
+          <w:sz w:val="17"/>
+        </w:rPr>
+        <w:t xml:space="preserve">        // 어느 칸인지는 input 에 적어 둔 name 이 알려 준다.</w:t>
+      </w:r>
+    </w:p>
+    <w:p>
+      <w:pPr>
+        <w:pBdr>
+          <w:left w:val="single" w:sz="12" w:space="6" w:color="B7C3D4"/>
+        </w:pBdr>
+        <w:shd w:val="clear" w:color="auto" w:fill="F2F4F7"/>
+        <w:spacing w:line="250" w:lineRule="auto"/>
+        <w:ind w:left="180" w:right="180"/>
+      </w:pPr>
+      <w:r>
+        <w:rPr>
+          <w:rFonts w:ascii="Consolas" w:eastAsia="Consolas" w:hAnsi="Consolas" w:cs="Consolas"/>
+          <w:sz w:val="17"/>
+        </w:rPr>
+        <w:t xml:space="preserve">        const name = event.target.name;</w:t>
+      </w:r>
+    </w:p>
+    <w:p>
+      <w:pPr>
+        <w:pBdr>
+          <w:left w:val="single" w:sz="12" w:space="6" w:color="B7C3D4"/>
+        </w:pBdr>
+        <w:shd w:val="clear" w:color="auto" w:fill="F2F4F7"/>
+        <w:spacing w:line="250" w:lineRule="auto"/>
+        <w:ind w:left="180" w:right="180"/>
+      </w:pPr>
+      <w:r>
+        <w:rPr>
+          <w:rFonts w:ascii="Consolas" w:eastAsia="Consolas" w:hAnsi="Consolas" w:cs="Consolas"/>
+          <w:sz w:val="17"/>
+        </w:rPr>
+        <w:t xml:space="preserve">        const value = event.target.value;</w:t>
+      </w:r>
+    </w:p>
+    <w:p>
+      <w:pPr>
+        <w:pBdr>
+          <w:left w:val="single" w:sz="12" w:space="6" w:color="B7C3D4"/>
+        </w:pBdr>
+        <w:shd w:val="clear" w:color="auto" w:fill="F2F4F7"/>
+        <w:spacing w:line="250" w:lineRule="auto"/>
+        <w:ind w:left="180" w:right="180"/>
+      </w:pPr>
+      <w:r>
+        <w:rPr>
+          <w:rFonts w:ascii="Consolas" w:eastAsia="Consolas" w:hAnsi="Consolas" w:cs="Consolas"/>
+          <w:sz w:val="17"/>
+        </w:rPr>
+        <w:t xml:space="preserve"> </w:t>
+      </w:r>
+    </w:p>
+    <w:p>
+      <w:pPr>
+        <w:pBdr>
+          <w:left w:val="single" w:sz="12" w:space="6" w:color="B7C3D4"/>
+        </w:pBdr>
+        <w:shd w:val="clear" w:color="auto" w:fill="F2F4F7"/>
+        <w:spacing w:line="250" w:lineRule="auto"/>
+        <w:ind w:left="180" w:right="180"/>
+      </w:pPr>
+      <w:r>
+        <w:rPr>
+          <w:rFonts w:ascii="Consolas" w:eastAsia="Consolas" w:hAnsi="Consolas" w:cs="Consolas"/>
           <w:sz w:val="17"/>
         </w:rPr>
         <w:t xml:space="preserve">        const next = { ...form };</w:t>
@@ -21619,7 +21807,6 @@
       <w:r>
         <w:rPr>
           <w:rFonts w:ascii="Consolas" w:eastAsia="Consolas" w:hAnsi="Consolas" w:cs="Consolas"/>
-          <w:color w:val="0E7A34"/>
           <w:sz w:val="17"/>
         </w:rPr>
         <w:t xml:space="preserve">        next[name] = value;</w:t>
@@ -21637,7 +21824,6 @@
       <w:r>
         <w:rPr>
           <w:rFonts w:ascii="Consolas" w:eastAsia="Consolas" w:hAnsi="Consolas" w:cs="Consolas"/>
-          <w:color w:val="0E7A34"/>
           <w:sz w:val="17"/>
         </w:rPr>
         <w:t xml:space="preserve">        setForm(next);</w:t>
@@ -21655,7 +21841,6 @@
       <w:r>
         <w:rPr>
           <w:rFonts w:ascii="Consolas" w:eastAsia="Consolas" w:hAnsi="Consolas" w:cs="Consolas"/>
-          <w:color w:val="0E7A34"/>
           <w:sz w:val="17"/>
         </w:rPr>
         <w:t xml:space="preserve">    }</w:t>
